--- a/data/revised_2026-10_full/tracked/v2/Biology/SS3.2_Animal_Transport/Biology_Animal_Transport_FinalExplanation_TeacherKey_TRACKED.docx
+++ b/data/revised_2026-10_full/tracked/v2/Biology/SS3.2_Animal_Transport/Biology_Animal_Transport_FinalExplanation_TeacherKey_TRACKED.docx
@@ -329,7 +329,7 @@
               </w:rPr>
               <w:t xml:space="preserve">Eliud Kipchoge's heart rate falls from over 170 beats per minute to about </w:t>
             </w:r>
-            <w:ins w:id="9001" w:author="Claude (AI) - proposed" w:date="2026-10-15T02:50:01Z">
+            <w:ins w:id="9001" w:author="Claude (AI) - proposed" w:date="2026-10-18T00:26:16Z">
               <w:r>
                 <w:rPr>
                   <w:rFonts w:ascii="Arial" w:cs="Arial" w:eastAsia="Arial" w:hAnsi="Arial"/>
@@ -357,7 +357,7 @@
               </w:rPr>
               <w:t xml:space="preserve">37 beats per minute</w:t>
             </w:r>
-            <w:del w:id="9002" w:author="Claude (AI) - proposed" w:date="2026-10-15T02:50:01Z">
+            <w:del w:id="9002" w:author="Claude (AI) - proposed" w:date="2026-10-18T00:26:16Z">
               <w:r>
                 <w:rPr>
                   <w:rFonts w:ascii="Arial" w:cs="Arial" w:eastAsia="Arial" w:hAnsi="Arial"/>
@@ -1140,7 +1140,7 @@
               </w:rPr>
               <w:t xml:space="preserve">(b) In the tilapia, blood passes through two sets of capillaries (gills, then body) before returning to the heart. Pressure drops after the gill capillaries and the blood is not pumped again, so delivery to body tissues is less forceful. In a mammal, the left ventricle re-pressurises oxygenated blood before it goes to the body. (c) In the frog, </w:t>
             </w:r>
-            <w:ins w:id="9003" w:author="Claude (AI) - proposed" w:date="2026-10-15T02:50:01Z">
+            <w:ins w:id="9003" w:author="Claude (AI) - proposed" w:date="2026-10-18T00:26:16Z">
               <w:r>
                 <w:rPr>
                   <w:rFonts w:ascii="Arial" w:cs="Arial" w:eastAsia="Arial" w:hAnsi="Arial"/>
@@ -1168,7 +1168,7 @@
               </w:rPr>
               <w:t xml:space="preserve">blood from the lungs and </w:t>
             </w:r>
-            <w:del w:id="9004" w:author="Claude (AI) - proposed" w:date="2026-10-15T02:50:01Z">
+            <w:del w:id="9004" w:author="Claude (AI) - proposed" w:date="2026-10-18T00:26:16Z">
               <w:r>
                 <w:rPr>
                   <w:rFonts w:ascii="Arial" w:cs="Arial" w:eastAsia="Arial" w:hAnsi="Arial"/>
@@ -1183,7 +1183,7 @@
                 <w:delText xml:space="preserve">skin and</w:delText>
               </w:r>
             </w:del>
-            <w:ins w:id="9005" w:author="Claude (AI) - proposed" w:date="2026-10-15T02:50:01Z">
+            <w:ins w:id="9005" w:author="Claude (AI) - proposed" w:date="2026-10-18T00:26:16Z">
               <w:r>
                 <w:rPr>
                   <w:rFonts w:ascii="Arial" w:cs="Arial" w:eastAsia="Arial" w:hAnsi="Arial"/>
@@ -1211,7 +1211,7 @@
               </w:rPr>
               <w:t xml:space="preserve"> blood from the body </w:t>
             </w:r>
-            <w:del w:id="9006" w:author="Claude (AI) - proposed" w:date="2026-10-15T02:50:01Z">
+            <w:del w:id="9006" w:author="Claude (AI) - proposed" w:date="2026-10-18T00:26:16Z">
               <w:r>
                 <w:rPr>
                   <w:rFonts w:ascii="Arial" w:cs="Arial" w:eastAsia="Arial" w:hAnsi="Arial"/>
@@ -1226,7 +1226,7 @@
                 <w:delText xml:space="preserve">mix</w:delText>
               </w:r>
             </w:del>
-            <w:ins w:id="9007" w:author="Claude (AI) - proposed" w:date="2026-10-15T02:50:01Z">
+            <w:ins w:id="9007" w:author="Claude (AI) - proposed" w:date="2026-10-18T00:26:16Z">
               <w:r>
                 <w:rPr>
                   <w:rFonts w:ascii="Arial" w:cs="Arial" w:eastAsia="Arial" w:hAnsi="Arial"/>
@@ -1404,7 +1404,7 @@
               </w:rPr>
               <w:t xml:space="preserve">(a) Any two: a thick muscular septum separates the left and right sides so oxygenated and deoxygenated blood do not mix; the left ventricle wall is thicker than the right, giving enough force to pump blood around the whole body; valves between atria and ventricles prevent backflow; coronary vessels on the outside supply the heart muscle itself. (b) The SAN, in the right atrial wall, generates the electrical impulse that starts each heartbeat, so it is the heart's pacemaker. The 'lub' is the closing of the bicuspid and tricuspid valves at the start of ventricular systole; the 'dub' is the closing of the semi-lunar valves at its end. (c) Cardiac output is heart rate multiplied by stroke volume. Because each beat of Kipchoge's trained ventricles pumps about 135 mL, nearly double the roughly 67 mL of an average person, he needs only about 37 beats per minute to deliver the same blood volume per minute at rest. This large stroke volume explains his low resting rate, but it does not by itself explain how fast he recovers. After a race his heart rate falls from over 170 beats per minute to </w:t>
             </w:r>
-            <w:del w:id="9008" w:author="Claude (AI) - proposed" w:date="2026-10-15T02:50:01Z">
+            <w:del w:id="9008" w:author="Claude (AI) - proposed" w:date="2026-10-18T00:26:16Z">
               <w:r>
                 <w:rPr>
                   <w:rFonts w:ascii="Arial" w:cs="Arial" w:eastAsia="Arial" w:hAnsi="Arial"/>
@@ -1419,7 +1419,7 @@
                 <w:delText xml:space="preserve">near 37 within minutes</w:delText>
               </w:r>
             </w:del>
-            <w:ins w:id="9009" w:author="Claude (AI) - proposed" w:date="2026-10-15T02:50:01Z">
+            <w:ins w:id="9009" w:author="Claude (AI) - proposed" w:date="2026-10-18T00:26:16Z">
               <w:r>
                 <w:rPr>
                   <w:rFonts w:ascii="Arial" w:cs="Arial" w:eastAsia="Arial" w:hAnsi="Arial"/>
@@ -1447,7 +1447,7 @@
               </w:rPr>
               <w:t xml:space="preserve">, much faster than our own pulse recovered</w:t>
             </w:r>
-            <w:ins w:id="9010" w:author="Claude (AI) - proposed" w:date="2026-10-15T02:50:01Z">
+            <w:ins w:id="9010" w:author="Claude (AI) - proposed" w:date="2026-10-18T00:26:16Z">
               <w:r>
                 <w:rPr>
                   <w:rFonts w:ascii="Arial" w:cs="Arial" w:eastAsia="Arial" w:hAnsi="Arial"/>
@@ -1475,7 +1475,7 @@
               </w:rPr>
               <w:t xml:space="preserve">. The speed of this fall is a matter of how the SAN's firing rate is controlled: </w:t>
             </w:r>
-            <w:ins w:id="9011" w:author="Claude (AI) - proposed" w:date="2026-10-15T02:50:01Z">
+            <w:ins w:id="9011" w:author="Claude (AI) - proposed" w:date="2026-10-18T00:26:16Z">
               <w:r>
                 <w:rPr>
                   <w:rFonts w:ascii="Arial" w:cs="Arial" w:eastAsia="Arial" w:hAnsi="Arial"/>
@@ -1503,7 +1503,7 @@
               </w:rPr>
               <w:t xml:space="preserve">once exercise stops</w:t>
             </w:r>
-            <w:del w:id="9012" w:author="Claude (AI) - proposed" w:date="2026-10-15T02:50:01Z">
+            <w:del w:id="9012" w:author="Claude (AI) - proposed" w:date="2026-10-18T00:26:16Z">
               <w:r>
                 <w:rPr>
                   <w:rFonts w:ascii="Arial" w:cs="Arial" w:eastAsia="Arial" w:hAnsi="Arial"/>
@@ -1518,7 +1518,7 @@
                 <w:delText xml:space="preserve"> and the body's demand drops, the SAN can slow its firing quickly, and the rate settles back to his low resting baseline. Our lessons showed that the SAN sets the rate</w:delText>
               </w:r>
             </w:del>
-            <w:ins w:id="9013" w:author="Claude (AI) - proposed" w:date="2026-10-15T02:50:01Z">
+            <w:ins w:id="9013" w:author="Claude (AI) - proposed" w:date="2026-10-18T00:26:16Z">
               <w:r>
                 <w:rPr>
                   <w:rFonts w:ascii="Arial" w:cs="Arial" w:eastAsia="Arial" w:hAnsi="Arial"/>
@@ -1546,7 +1546,7 @@
               </w:rPr>
               <w:t xml:space="preserve">, so the </w:t>
             </w:r>
-            <w:del w:id="9014" w:author="Claude (AI) - proposed" w:date="2026-10-15T02:50:01Z">
+            <w:del w:id="9014" w:author="Claude (AI) - proposed" w:date="2026-10-18T00:26:16Z">
               <w:r>
                 <w:rPr>
                   <w:rFonts w:ascii="Arial" w:cs="Arial" w:eastAsia="Arial" w:hAnsi="Arial"/>
@@ -1561,7 +1561,7 @@
                 <w:delText xml:space="preserve">evidence suggests that fast adjustment of the SAN's rate, together with</w:delText>
               </w:r>
             </w:del>
-            <w:ins w:id="9015" w:author="Claude (AI) - proposed" w:date="2026-10-15T02:50:01Z">
+            <w:ins w:id="9015" w:author="Claude (AI) - proposed" w:date="2026-10-18T00:26:16Z">
               <w:r>
                 <w:rPr>
                   <w:rFonts w:ascii="Arial" w:cs="Arial" w:eastAsia="Arial" w:hAnsi="Arial"/>
@@ -1589,7 +1589,7 @@
               </w:rPr>
               <w:t xml:space="preserve"> the low resting </w:t>
             </w:r>
-            <w:del w:id="9016" w:author="Claude (AI) - proposed" w:date="2026-10-15T02:50:01Z">
+            <w:del w:id="9016" w:author="Claude (AI) - proposed" w:date="2026-10-18T00:26:16Z">
               <w:r>
                 <w:rPr>
                   <w:rFonts w:ascii="Arial" w:cs="Arial" w:eastAsia="Arial" w:hAnsi="Arial"/>
@@ -1604,7 +1604,7 @@
                 <w:delText xml:space="preserve">baseline set by his large stroke volume, produces his rapid recovery</w:delText>
               </w:r>
             </w:del>
-            <w:ins w:id="9017" w:author="Claude (AI) - proposed" w:date="2026-10-15T02:50:01Z">
+            <w:ins w:id="9017" w:author="Claude (AI) - proposed" w:date="2026-10-18T00:26:16Z">
               <w:r>
                 <w:rPr>
                   <w:rFonts w:ascii="Arial" w:cs="Arial" w:eastAsia="Arial" w:hAnsi="Arial"/>
@@ -1681,10 +1681,10 @@
               <w:spacing w:after="40" w:before="0"/>
               <w:jc w:val="center"/>
               <w:rPr>
-                <w:ins w:id="9019" w:author="Claude (AI) - proposed" w:date="2026-10-15T02:50:01Z"/>
-              </w:rPr>
-            </w:pPr>
-            <w:ins w:id="9018" w:author="Claude (AI) - proposed" w:date="2026-10-15T02:50:01Z">
+                <w:ins w:id="9019" w:author="Claude (AI) - proposed" w:date="2026-10-18T00:26:16Z"/>
+              </w:rPr>
+            </w:pPr>
+            <w:ins w:id="9018" w:author="Claude (AI) - proposed" w:date="2026-10-18T00:26:16Z">
               <w:r>
                 <w:rPr>
                   <w:rFonts w:ascii="Arial" w:cs="Arial" w:eastAsia="Arial" w:hAnsi="Arial"/>
@@ -1721,10 +1721,10 @@
               <w:spacing w:after="40" w:before="0"/>
               <w:jc w:val="left"/>
               <w:rPr>
-                <w:ins w:id="9021" w:author="Claude (AI) - proposed" w:date="2026-10-15T02:50:01Z"/>
-              </w:rPr>
-            </w:pPr>
-            <w:ins w:id="9020" w:author="Claude (AI) - proposed" w:date="2026-10-15T02:50:01Z">
+                <w:ins w:id="9021" w:author="Claude (AI) - proposed" w:date="2026-10-18T00:26:16Z"/>
+              </w:rPr>
+            </w:pPr>
+            <w:ins w:id="9020" w:author="Claude (AI) - proposed" w:date="2026-10-18T00:26:16Z">
               <w:r>
                 <w:rPr>
                   <w:rFonts w:ascii="Arial" w:cs="Arial" w:eastAsia="Arial" w:hAnsi="Arial"/>
@@ -1759,10 +1759,10 @@
               <w:spacing w:after="40" w:before="0"/>
               <w:jc w:val="left"/>
               <w:rPr>
-                <w:ins w:id="9023" w:author="Claude (AI) - proposed" w:date="2026-10-15T02:50:01Z"/>
-              </w:rPr>
-            </w:pPr>
-            <w:ins w:id="9022" w:author="Claude (AI) - proposed" w:date="2026-10-15T02:50:01Z">
+                <w:ins w:id="9023" w:author="Claude (AI) - proposed" w:date="2026-10-18T00:26:16Z"/>
+              </w:rPr>
+            </w:pPr>
+            <w:ins w:id="9022" w:author="Claude (AI) - proposed" w:date="2026-10-18T00:26:16Z">
               <w:r>
                 <w:rPr>
                   <w:rFonts w:ascii="Arial" w:cs="Arial" w:eastAsia="Arial" w:hAnsi="Arial"/>
@@ -1785,10 +1785,10 @@
       <w:pPr>
         <w:spacing w:after="120"/>
         <w:rPr>
-          <w:ins w:id="9025" w:author="Claude (AI) - proposed" w:date="2026-10-15T02:50:01Z"/>
+          <w:ins w:id="9025" w:author="Claude (AI) - proposed" w:date="2026-10-18T00:26:16Z"/>
         </w:rPr>
       </w:pPr>
-      <w:ins w:id="9024" w:author="Claude (AI) - proposed" w:date="2026-10-15T02:50:01Z">
+      <w:ins w:id="9024" w:author="Claude (AI) - proposed" w:date="2026-10-18T00:26:16Z">
         <w:r>
           <w:t xml:space="preserve"/>
         </w:r>
@@ -1844,7 +1844,7 @@
               </w:rPr>
               <w:t xml:space="preserve">Part </w:t>
             </w:r>
-            <w:del w:id="9026" w:author="Claude (AI) - proposed" w:date="2026-10-15T02:50:01Z">
+            <w:del w:id="9026" w:author="Claude (AI) - proposed" w:date="2026-10-18T00:26:16Z">
               <w:r>
                 <w:rPr>
                   <w:rFonts w:ascii="Arial" w:cs="Arial" w:eastAsia="Arial" w:hAnsi="Arial"/>
@@ -1859,7 +1859,7 @@
                 <w:delText xml:space="preserve">5</w:delText>
               </w:r>
             </w:del>
-            <w:ins w:id="9027" w:author="Claude (AI) - proposed" w:date="2026-10-15T02:50:01Z">
+            <w:ins w:id="9027" w:author="Claude (AI) - proposed" w:date="2026-10-18T00:26:16Z">
               <w:r>
                 <w:rPr>
                   <w:rFonts w:ascii="Arial" w:cs="Arial" w:eastAsia="Arial" w:hAnsi="Arial"/>
@@ -1955,7 +1955,7 @@
               </w:rPr>
               <w:t xml:space="preserve">Claim: The structure of an animal's transport system determines how well it can meet its oxygen and nutrient demands, so it sets the level of activity the animal can sustain. Evidence: (1) The grasshopper has an open system with haemolymph that does not carry oxygen, and tracheae deliver oxygen directly, which suits its small size and low demand. (2) The tilapia has a closed, single circulation with a two-chambered heart, and pressure drops after the gills. (3) The frog's three-chambered heart mixes oxygenated and deoxygenated blood. (4) Kipchoge's four-chambered heart with double circulation keeps the blood fully separated, and his large stroke volume (about 135 mL) lets his heart rate be about 37 beats per minute at rest. Reasoning: Across the animals, circulation becomes more complex: open to closed, single to double, and mixed to fully separated blood. Each step improves oxygen delivery per heartbeat and matches the animal's energy demand. Kipchoge's size and muscle demand are very high, so he needs the most efficient system. If he had a grasshopper's system, he is far too large for diffusion and low-pressure haemolymph to supply his leg muscles, and haemolymph does not carry oxygen. The system could not direct oxygen-rich fluid to working muscles on demand, so his muscles would fail quickly at marathon pace. Without a high-pressure closed system with a powerful heart and SAN, he would also lack the means to meet his body's demand and </w:t>
             </w:r>
-            <w:del w:id="9028" w:author="Claude (AI) - proposed" w:date="2026-10-15T02:50:01Z">
+            <w:del w:id="9028" w:author="Claude (AI) - proposed" w:date="2026-10-18T00:26:16Z">
               <w:r>
                 <w:rPr>
                   <w:rFonts w:ascii="Arial" w:cs="Arial" w:eastAsia="Arial" w:hAnsi="Arial"/>
@@ -1970,7 +1970,7 @@
                 <w:delText xml:space="preserve">return rapidly to</w:delText>
               </w:r>
             </w:del>
-            <w:ins w:id="9029" w:author="Claude (AI) - proposed" w:date="2026-10-15T02:50:01Z">
+            <w:ins w:id="9029" w:author="Claude (AI) - proposed" w:date="2026-10-18T00:26:16Z">
               <w:r>
                 <w:rPr>
                   <w:rFonts w:ascii="Arial" w:cs="Arial" w:eastAsia="Arial" w:hAnsi="Arial"/>
@@ -2251,7 +2251,7 @@
               <w:spacing w:after="40" w:before="0"/>
               <w:jc w:val="left"/>
             </w:pPr>
-            <w:ins w:id="9030" w:author="Claude (AI) - proposed" w:date="2026-10-15T02:50:01Z">
+            <w:ins w:id="9030" w:author="Claude (AI) - proposed" w:date="2026-10-18T00:26:16Z">
               <w:r>
                 <w:rPr>
                   <w:rFonts w:ascii="Arial" w:cs="Arial" w:eastAsia="Arial" w:hAnsi="Arial"/>
@@ -2299,7 +2299,7 @@
               <w:spacing w:after="40" w:before="0"/>
               <w:jc w:val="left"/>
             </w:pPr>
-            <w:ins w:id="9031" w:author="Claude (AI) - proposed" w:date="2026-10-15T02:50:01Z">
+            <w:ins w:id="9031" w:author="Claude (AI) - proposed" w:date="2026-10-18T00:26:16Z">
               <w:r>
                 <w:rPr>
                   <w:rFonts w:ascii="Arial" w:cs="Arial" w:eastAsia="Arial" w:hAnsi="Arial"/>
@@ -2347,7 +2347,7 @@
               <w:spacing w:after="40" w:before="0"/>
               <w:jc w:val="left"/>
             </w:pPr>
-            <w:ins w:id="9032" w:author="Claude (AI) - proposed" w:date="2026-10-15T02:50:01Z">
+            <w:ins w:id="9032" w:author="Claude (AI) - proposed" w:date="2026-10-18T00:26:16Z">
               <w:r>
                 <w:rPr>
                   <w:rFonts w:ascii="Arial" w:cs="Arial" w:eastAsia="Arial" w:hAnsi="Arial"/>
@@ -2430,7 +2430,7 @@
               <w:spacing w:after="40" w:before="0"/>
               <w:jc w:val="left"/>
             </w:pPr>
-            <w:ins w:id="9033" w:author="Claude (AI) - proposed" w:date="2026-10-15T02:50:01Z">
+            <w:ins w:id="9033" w:author="Claude (AI) - proposed" w:date="2026-10-18T00:26:16Z">
               <w:r>
                 <w:rPr>
                   <w:rFonts w:ascii="Arial" w:cs="Arial" w:eastAsia="Arial" w:hAnsi="Arial"/>
@@ -2478,7 +2478,7 @@
               <w:spacing w:after="40" w:before="0"/>
               <w:jc w:val="left"/>
             </w:pPr>
-            <w:ins w:id="9034" w:author="Claude (AI) - proposed" w:date="2026-10-15T02:50:01Z">
+            <w:ins w:id="9034" w:author="Claude (AI) - proposed" w:date="2026-10-18T00:26:16Z">
               <w:r>
                 <w:rPr>
                   <w:rFonts w:ascii="Arial" w:cs="Arial" w:eastAsia="Arial" w:hAnsi="Arial"/>
@@ -2526,7 +2526,7 @@
               <w:spacing w:after="40" w:before="0"/>
               <w:jc w:val="left"/>
             </w:pPr>
-            <w:ins w:id="9035" w:author="Claude (AI) - proposed" w:date="2026-10-15T02:50:01Z">
+            <w:ins w:id="9035" w:author="Claude (AI) - proposed" w:date="2026-10-18T00:26:16Z">
               <w:r>
                 <w:rPr>
                   <w:rFonts w:ascii="Arial" w:cs="Arial" w:eastAsia="Arial" w:hAnsi="Arial"/>
@@ -2576,10 +2576,10 @@
               <w:spacing w:after="40" w:before="0"/>
               <w:jc w:val="left"/>
               <w:rPr>
-                <w:ins w:id="9037" w:author="Claude (AI) - proposed" w:date="2026-10-15T02:50:01Z"/>
-              </w:rPr>
-            </w:pPr>
-            <w:ins w:id="9036" w:author="Claude (AI) - proposed" w:date="2026-10-15T02:50:01Z">
+                <w:ins w:id="9037" w:author="Claude (AI) - proposed" w:date="2026-10-18T00:26:16Z"/>
+              </w:rPr>
+            </w:pPr>
+            <w:ins w:id="9036" w:author="Claude (AI) - proposed" w:date="2026-10-18T00:26:16Z">
               <w:r>
                 <w:rPr>
                   <w:rFonts w:ascii="Arial" w:cs="Arial" w:eastAsia="Arial" w:hAnsi="Arial"/>
@@ -2614,10 +2614,10 @@
               <w:spacing w:after="40" w:before="0"/>
               <w:jc w:val="left"/>
               <w:rPr>
-                <w:ins w:id="9039" w:author="Claude (AI) - proposed" w:date="2026-10-15T02:50:01Z"/>
-              </w:rPr>
-            </w:pPr>
-            <w:ins w:id="9038" w:author="Claude (AI) - proposed" w:date="2026-10-15T02:50:01Z">
+                <w:ins w:id="9039" w:author="Claude (AI) - proposed" w:date="2026-10-18T00:26:16Z"/>
+              </w:rPr>
+            </w:pPr>
+            <w:ins w:id="9038" w:author="Claude (AI) - proposed" w:date="2026-10-18T00:26:16Z">
               <w:r>
                 <w:rPr>
                   <w:rFonts w:ascii="Arial" w:cs="Arial" w:eastAsia="Arial" w:hAnsi="Arial"/>
@@ -2652,10 +2652,10 @@
               <w:spacing w:after="40" w:before="0"/>
               <w:jc w:val="left"/>
               <w:rPr>
-                <w:ins w:id="9041" w:author="Claude (AI) - proposed" w:date="2026-10-15T02:50:01Z"/>
-              </w:rPr>
-            </w:pPr>
-            <w:ins w:id="9040" w:author="Claude (AI) - proposed" w:date="2026-10-15T02:50:01Z">
+                <w:ins w:id="9041" w:author="Claude (AI) - proposed" w:date="2026-10-18T00:26:16Z"/>
+              </w:rPr>
+            </w:pPr>
+            <w:ins w:id="9040" w:author="Claude (AI) - proposed" w:date="2026-10-18T00:26:16Z">
               <w:r>
                 <w:rPr>
                   <w:rFonts w:ascii="Arial" w:cs="Arial" w:eastAsia="Arial" w:hAnsi="Arial"/>
@@ -2690,10 +2690,10 @@
               <w:spacing w:after="40" w:before="0"/>
               <w:jc w:val="left"/>
               <w:rPr>
-                <w:ins w:id="9043" w:author="Claude (AI) - proposed" w:date="2026-10-15T02:50:01Z"/>
-              </w:rPr>
-            </w:pPr>
-            <w:ins w:id="9042" w:author="Claude (AI) - proposed" w:date="2026-10-15T02:50:01Z">
+                <w:ins w:id="9043" w:author="Claude (AI) - proposed" w:date="2026-10-18T00:26:16Z"/>
+              </w:rPr>
+            </w:pPr>
+            <w:ins w:id="9042" w:author="Claude (AI) - proposed" w:date="2026-10-18T00:26:16Z">
               <w:r>
                 <w:rPr>
                   <w:rFonts w:ascii="Arial" w:cs="Arial" w:eastAsia="Arial" w:hAnsi="Arial"/>
@@ -2763,7 +2763,7 @@
               <w:spacing w:after="40" w:before="0"/>
               <w:jc w:val="left"/>
             </w:pPr>
-            <w:ins w:id="9044" w:author="Claude (AI) - proposed" w:date="2026-10-15T02:50:01Z">
+            <w:ins w:id="9044" w:author="Claude (AI) - proposed" w:date="2026-10-18T00:26:16Z">
               <w:r>
                 <w:rPr>
                   <w:rFonts w:ascii="Arial" w:cs="Arial" w:eastAsia="Arial" w:hAnsi="Arial"/>
@@ -2811,7 +2811,7 @@
               <w:spacing w:after="40" w:before="0"/>
               <w:jc w:val="left"/>
             </w:pPr>
-            <w:ins w:id="9045" w:author="Claude (AI) - proposed" w:date="2026-10-15T02:50:01Z">
+            <w:ins w:id="9045" w:author="Claude (AI) - proposed" w:date="2026-10-18T00:26:16Z">
               <w:r>
                 <w:rPr>
                   <w:rFonts w:ascii="Arial" w:cs="Arial" w:eastAsia="Arial" w:hAnsi="Arial"/>
@@ -2859,7 +2859,7 @@
               <w:spacing w:after="40" w:before="0"/>
               <w:jc w:val="left"/>
             </w:pPr>
-            <w:ins w:id="9046" w:author="Claude (AI) - proposed" w:date="2026-10-15T02:50:01Z">
+            <w:ins w:id="9046" w:author="Claude (AI) - proposed" w:date="2026-10-18T00:26:16Z">
               <w:r>
                 <w:rPr>
                   <w:rFonts w:ascii="Arial" w:cs="Arial" w:eastAsia="Arial" w:hAnsi="Arial"/>
@@ -2942,7 +2942,7 @@
               <w:spacing w:after="40" w:before="0"/>
               <w:jc w:val="left"/>
             </w:pPr>
-            <w:ins w:id="9047" w:author="Claude (AI) - proposed" w:date="2026-10-15T02:50:01Z">
+            <w:ins w:id="9047" w:author="Claude (AI) - proposed" w:date="2026-10-18T00:26:16Z">
               <w:r>
                 <w:rPr>
                   <w:rFonts w:ascii="Arial" w:cs="Arial" w:eastAsia="Arial" w:hAnsi="Arial"/>
@@ -2990,7 +2990,7 @@
               <w:spacing w:after="40" w:before="0"/>
               <w:jc w:val="left"/>
             </w:pPr>
-            <w:ins w:id="9048" w:author="Claude (AI) - proposed" w:date="2026-10-15T02:50:01Z">
+            <w:ins w:id="9048" w:author="Claude (AI) - proposed" w:date="2026-10-18T00:26:16Z">
               <w:r>
                 <w:rPr>
                   <w:rFonts w:ascii="Arial" w:cs="Arial" w:eastAsia="Arial" w:hAnsi="Arial"/>
@@ -3038,7 +3038,7 @@
               <w:spacing w:after="40" w:before="0"/>
               <w:jc w:val="left"/>
             </w:pPr>
-            <w:ins w:id="9049" w:author="Claude (AI) - proposed" w:date="2026-10-15T02:50:01Z">
+            <w:ins w:id="9049" w:author="Claude (AI) - proposed" w:date="2026-10-18T00:26:16Z">
               <w:r>
                 <w:rPr>
                   <w:rFonts w:ascii="Arial" w:cs="Arial" w:eastAsia="Arial" w:hAnsi="Arial"/>
@@ -3121,7 +3121,7 @@
               <w:spacing w:after="40" w:before="0"/>
               <w:jc w:val="left"/>
             </w:pPr>
-            <w:ins w:id="9050" w:author="Claude (AI) - proposed" w:date="2026-10-15T02:50:01Z">
+            <w:ins w:id="9050" w:author="Claude (AI) - proposed" w:date="2026-10-18T00:26:16Z">
               <w:r>
                 <w:rPr>
                   <w:rFonts w:ascii="Arial" w:cs="Arial" w:eastAsia="Arial" w:hAnsi="Arial"/>
@@ -3169,7 +3169,7 @@
               <w:spacing w:after="40" w:before="0"/>
               <w:jc w:val="left"/>
             </w:pPr>
-            <w:ins w:id="9051" w:author="Claude (AI) - proposed" w:date="2026-10-15T02:50:01Z">
+            <w:ins w:id="9051" w:author="Claude (AI) - proposed" w:date="2026-10-18T00:26:16Z">
               <w:r>
                 <w:rPr>
                   <w:rFonts w:ascii="Arial" w:cs="Arial" w:eastAsia="Arial" w:hAnsi="Arial"/>
@@ -3217,7 +3217,7 @@
               <w:spacing w:after="40" w:before="0"/>
               <w:jc w:val="left"/>
             </w:pPr>
-            <w:ins w:id="9052" w:author="Claude (AI) - proposed" w:date="2026-10-15T02:50:01Z">
+            <w:ins w:id="9052" w:author="Claude (AI) - proposed" w:date="2026-10-18T00:26:16Z">
               <w:r>
                 <w:rPr>
                   <w:rFonts w:ascii="Arial" w:cs="Arial" w:eastAsia="Arial" w:hAnsi="Arial"/>
@@ -3367,7 +3367,7 @@
         </w:rPr>
         <w:t xml:space="preserve">© 2026 SeaVuria and ARES. This work is licensed under a </w:t>
       </w:r>
-      <w:hyperlink w:history="1" r:id="rIdrghjm6_1z0d5hr796rhqy">
+      <w:hyperlink w:history="1" r:id="rIdcsacus5lfxnw9pp5tc9lc">
         <w:r>
           <w:rPr>
             <w:rFonts w:ascii="Arial" w:cs="Arial" w:eastAsia="Arial" w:hAnsi="Arial"/>
@@ -3387,7 +3387,7 @@
         </w:rPr>
         <w:t xml:space="preserve"> (</w:t>
       </w:r>
-      <w:hyperlink w:history="1" r:id="rId5g63ama9lojgmacrugnod">
+      <w:hyperlink w:history="1" r:id="rIdrrd9ns66-1ulitlvta-4s">
         <w:r>
           <w:rPr>
             <w:rFonts w:ascii="Arial" w:cs="Arial" w:eastAsia="Arial" w:hAnsi="Arial"/>
@@ -3407,7 +3407,7 @@
         </w:rPr>
         <w:t xml:space="preserve">). To view a copy of this license, visit </w:t>
       </w:r>
-      <w:hyperlink w:history="1" r:id="rIdocgwdcr9-f9z9p1dgsz4z">
+      <w:hyperlink w:history="1" r:id="rIdztladf-mbmx6mcbp5ojds">
         <w:r>
           <w:rPr>
             <w:rFonts w:ascii="Arial" w:cs="Arial" w:eastAsia="Arial" w:hAnsi="Arial"/>
